--- a/data/policies/política_de_reembolso.docx
+++ b/data/policies/política_de_reembolso.docx
@@ -68,7 +68,7 @@
           <w:rtl w:val="0"/>
         </w:rPr>
         <w:br w:type="textWrapping"/>
-        <w:t xml:space="preserve">Siempre puede contactarnos para cualquier pregunta de devolución en theclub@mycocos.cl</w:t>
+        <w:t xml:space="preserve">Siempre puede contactarnos para cualquier pregunta de devolución en hola@gamasupra.cl</w:t>
         <w:br w:type="textWrapping"/>
         <w:br w:type="textWrapping"/>
       </w:r>
